--- a/docs/handover/word/02 - Setup and Deployment.docx
+++ b/docs/handover/word/02 - Setup and Deployment.docx
@@ -2444,6 +2444,114 @@
     <w:p/>
     <w:p>
       <w:pPr>
+        <w:pStyle w:val="Heading2"/>
+      </w:pPr>
+      <w:r>
+        <w:rPr>
+          <w:color w:val="1D4ED8"/>
+        </w:rPr>
+        <w:t>11.4 Weekly goal report</w:t>
+      </w:r>
+    </w:p>
+    <w:p>
+      <w:r>
+        <w:t>A cron script like the other report emails. Run these in /root/tfshrms/hrms-backend.</w:t>
+      </w:r>
+    </w:p>
+    <w:tbl>
+      <w:tblPr>
+        <w:tblStyle w:val="TableGrid"/>
+        <w:tblW w:type="auto" w:w="0"/>
+        <w:tblLook w:firstColumn="1" w:firstRow="1" w:lastColumn="0" w:lastRow="0" w:noHBand="0" w:noVBand="1" w:val="04A0"/>
+      </w:tblPr>
+      <w:tblGrid>
+        <w:gridCol w:w="9936"/>
+      </w:tblGrid>
+      <w:tr>
+        <w:tc>
+          <w:tcPr>
+            <w:tcW w:type="dxa" w:w="9936"/>
+            <w:shd w:val="clear" w:color="auto" w:fill="F1F5F9"/>
+          </w:tcPr>
+          <w:p>
+            <w:r>
+              <w:rPr>
+                <w:rFonts w:ascii="Consolas" w:hAnsi="Consolas"/>
+                <w:sz w:val="18"/>
+              </w:rPr>
+              <w:t>venv/bin/python weekly_goal_report.py --dry-run          # who would get what; sends nothing</w:t>
+            </w:r>
+            <w:r>
+              <w:br/>
+            </w:r>
+            <w:r>
+              <w:rPr>
+                <w:rFonts w:ascii="Consolas" w:hAnsi="Consolas"/>
+                <w:sz w:val="18"/>
+              </w:rPr>
+              <w:t>venv/bin/python weekly_goal_report.py --test-to a@x,b@x   # one [TEST] email to these addresses only</w:t>
+            </w:r>
+            <w:r>
+              <w:br/>
+            </w:r>
+            <w:r>
+              <w:rPr>
+                <w:rFonts w:ascii="Consolas" w:hAnsi="Consolas"/>
+                <w:sz w:val="18"/>
+              </w:rPr>
+              <w:t>venv/bin/python weekly_goal_report.py --week-start 2026-10-19            # send a past week again</w:t>
+            </w:r>
+            <w:r>
+              <w:br/>
+            </w:r>
+            <w:r>
+              <w:rPr>
+                <w:rFonts w:ascii="Consolas" w:hAnsi="Consolas"/>
+                <w:sz w:val="18"/>
+              </w:rPr>
+              <w:t>venv/bin/python weekly_goal_report.py --week-start 2026-10-19 --to a@x   # resend to one recipient</w:t>
+            </w:r>
+            <w:r>
+              <w:br/>
+            </w:r>
+            <w:r>
+              <w:rPr>
+                <w:rFonts w:ascii="Consolas" w:hAnsi="Consolas"/>
+                <w:sz w:val="18"/>
+              </w:rPr>
+              <w:t>tail weekly_goal_report.log                              # what was sent, and errors</w:t>
+            </w:r>
+          </w:p>
+        </w:tc>
+      </w:tr>
+    </w:tbl>
+    <w:p/>
+    <w:p>
+      <w:pPr>
+        <w:pStyle w:val="ListBullet"/>
+      </w:pPr>
+      <w:r>
+        <w:t>Schedule: one line in crontab -e. With the server on IST: 30 10 * * 1 cd /root/tfshrms/hrms-backend &amp;&amp; venv/bin/python weekly_goal_report.py &gt;&gt; weekly_goal_cron.log 2&gt;&amp;1 (on UTC use 0 5 * * 1). Check the zone with timedatectl.</w:t>
+      </w:r>
+    </w:p>
+    <w:p>
+      <w:pPr>
+        <w:pStyle w:val="ListBullet"/>
+      </w:pPr>
+      <w:r>
+        <w:t>Stop it: put # at the start of that line. Start again: remove the #. Change the time: edit the numbers.</w:t>
+      </w:r>
+    </w:p>
+    <w:p>
+      <w:pPr>
+        <w:pStyle w:val="ListBullet"/>
+      </w:pPr>
+      <w:r>
+        <w:t>--week-start accepts any date in the week; the report always covers that Monday to Sunday.</w:t>
+      </w:r>
+    </w:p>
+    <w:p>
+      <w:pPr>
         <w:pStyle w:val="Heading1"/>
       </w:pPr>
       <w:r>
@@ -2601,6 +2709,28 @@
           <w:p>
             <w:r>
               <w:t>crontab -l, the script log files (daily_tracker_report.log, logs/send_tracker_report.log) and Report emails recipients.</w:t>
+            </w:r>
+          </w:p>
+        </w:tc>
+      </w:tr>
+      <w:tr>
+        <w:tc>
+          <w:tcPr>
+            <w:tcW w:type="dxa" w:w="4968"/>
+          </w:tcPr>
+          <w:p>
+            <w:r>
+              <w:t>Weekly goal email not received</w:t>
+            </w:r>
+          </w:p>
+        </w:tc>
+        <w:tc>
+          <w:tcPr>
+            <w:tcW w:type="dxa" w:w="4968"/>
+          </w:tcPr>
+          <w:p>
+            <w:r>
+              <w:t>weekly_goal_report.log; the person is active, has an email and is Admin, Project Manager, or the agents' Assistant Manager / Team Lead (section 11.4).</w:t>
             </w:r>
           </w:p>
         </w:tc>

--- a/docs/handover/word/02 - Setup and Deployment.docx
+++ b/docs/handover/word/02 - Setup and Deployment.docx
@@ -2531,7 +2531,7 @@
         <w:pStyle w:val="ListBullet"/>
       </w:pPr>
       <w:r>
-        <w:t>Schedule: one line in crontab -e. With the server on IST: 30 10 * * 1 cd /root/tfshrms/hrms-backend &amp;&amp; venv/bin/python weekly_goal_report.py &gt;&gt; weekly_goal_cron.log 2&gt;&amp;1 (on UTC use 0 5 * * 1). Check the zone with timedatectl.</w:t>
+        <w:t>Schedule (Monday 11:00 IST): one line in crontab -e. With the server on IST: 0 11 * * 1 cd /root/tfshrms/hrms-backend &amp;&amp; venv/bin/python weekly_goal_report.py &gt;&gt; weekly_goal_cron.log 2&gt;&amp;1 (on UTC use 30 5 * * 1). Check the zone with timedatectl.</w:t>
       </w:r>
     </w:p>
     <w:p>
